--- a/report/MPC_report_week4_240472.docx
+++ b/report/MPC_report_week4_240472.docx
@@ -47,22 +47,41 @@
           <w:bCs/>
           <w:lang w:val="en-US"/>
         </w:rPr>
-        <w:t>Author</w:t>
-      </w:r>
-      <w:proofErr w:type="gramStart"/>
+        <w:t>Author:</w:t>
+      </w:r>
+      <w:r>
+        <w:rPr>
+          <w:lang w:val="en-US"/>
+        </w:rPr>
+        <w:t xml:space="preserve"> </w:t>
+      </w:r>
+      <w:r>
+        <w:rPr>
+          <w:lang w:val="en-US"/>
+        </w:rPr>
+        <w:tab/>
+      </w:r>
+      <w:r>
+        <w:rPr>
+          <w:lang w:val="en-US"/>
+        </w:rPr>
+        <w:t>Dominik Zavadil</w:t>
+      </w:r>
+    </w:p>
+    <w:p>
+      <w:pPr>
+        <w:pStyle w:val="Nadpis2"/>
+        <w:rPr>
+          <w:lang w:val="en-US"/>
+        </w:rPr>
+      </w:pPr>
       <w:r>
         <w:rPr>
           <w:b/>
           <w:bCs/>
           <w:lang w:val="en-US"/>
         </w:rPr>
-        <w:t>:</w:t>
-      </w:r>
-      <w:r>
-        <w:rPr>
-          <w:lang w:val="en-US"/>
-        </w:rPr>
-        <w:t xml:space="preserve"> </w:t>
+        <w:t>Date:</w:t>
       </w:r>
       <w:r>
         <w:rPr>
@@ -74,14 +93,13 @@
         <w:rPr>
           <w:lang w:val="en-US"/>
         </w:rPr>
-        <w:t>Dominik</w:t>
-      </w:r>
-      <w:proofErr w:type="gramEnd"/>
-      <w:r>
-        <w:rPr>
-          <w:lang w:val="en-US"/>
-        </w:rPr>
-        <w:t xml:space="preserve"> Zavadil</w:t>
+        <w:tab/>
+      </w:r>
+      <w:r>
+        <w:rPr>
+          <w:lang w:val="en-US"/>
+        </w:rPr>
+        <w:t>9. 4. 2026</w:t>
       </w:r>
     </w:p>
     <w:p>
@@ -91,48 +109,6 @@
           <w:lang w:val="en-US"/>
         </w:rPr>
       </w:pPr>
-      <w:r>
-        <w:rPr>
-          <w:b/>
-          <w:bCs/>
-          <w:lang w:val="en-US"/>
-        </w:rPr>
-        <w:t>Date</w:t>
-      </w:r>
-      <w:proofErr w:type="gramStart"/>
-      <w:r>
-        <w:rPr>
-          <w:b/>
-          <w:bCs/>
-          <w:lang w:val="en-US"/>
-        </w:rPr>
-        <w:t>:</w:t>
-      </w:r>
-      <w:r>
-        <w:rPr>
-          <w:lang w:val="en-US"/>
-        </w:rPr>
-        <w:tab/>
-      </w:r>
-      <w:r>
-        <w:rPr>
-          <w:lang w:val="en-US"/>
-        </w:rPr>
-        <w:tab/>
-      </w:r>
-      <w:r>
-        <w:rPr>
-          <w:lang w:val="en-US"/>
-        </w:rPr>
-        <w:t>9</w:t>
-      </w:r>
-      <w:proofErr w:type="gramEnd"/>
-      <w:r>
-        <w:rPr>
-          <w:lang w:val="en-US"/>
-        </w:rPr>
-        <w:t>. 4. 2026</w:t>
-      </w:r>
     </w:p>
     <w:p>
       <w:pPr>
@@ -141,14 +117,6 @@
           <w:lang w:val="en-US"/>
         </w:rPr>
       </w:pPr>
-    </w:p>
-    <w:p>
-      <w:pPr>
-        <w:pStyle w:val="Nadpis2"/>
-        <w:rPr>
-          <w:lang w:val="en-US"/>
-        </w:rPr>
-      </w:pPr>
       <w:r>
         <w:rPr>
           <w:lang w:val="en-US"/>
@@ -167,21 +135,20 @@
       <w:pPr>
         <w:rPr>
           <w:rFonts w:ascii="Times New Roman" w:eastAsia="Times New Roman" w:hAnsi="Times New Roman" w:cs="Times New Roman"/>
-          <w:lang w:val="cs-CZ" w:eastAsia="en-GB"/>
-        </w:rPr>
-      </w:pPr>
-      <w:r>
-        <w:rPr>
-          <w:rFonts w:ascii="Open Sans" w:eastAsia="Times New Roman" w:hAnsi="Open Sans" w:cs="Open Sans"/>
-          <w:color w:val="000000"/>
-          <w:sz w:val="21"/>
-          <w:szCs w:val="21"/>
-          <w:shd w:val="clear" w:color="auto" w:fill="FFFFFF"/>
-          <w:lang w:val="cs-CZ" w:eastAsia="en-GB"/>
+          <w:lang w:eastAsia="en-GB"/>
+        </w:rPr>
+      </w:pPr>
+      <w:r>
+        <w:rPr>
+          <w:rFonts w:ascii="Open Sans" w:eastAsia="Times New Roman" w:hAnsi="Open Sans" w:cs="Open Sans"/>
+          <w:color w:val="000000"/>
+          <w:sz w:val="21"/>
+          <w:szCs w:val="21"/>
+          <w:shd w:val="clear" w:color="auto" w:fill="FFFFFF"/>
+          <w:lang w:eastAsia="en-GB"/>
         </w:rPr>
         <w:t xml:space="preserve">V kroku predikce v souboru </w:t>
       </w:r>
-      <w:proofErr w:type="spellStart"/>
       <w:r>
         <w:rPr>
           <w:rFonts w:ascii="Open Sans" w:eastAsia="Times New Roman" w:hAnsi="Open Sans" w:cs="Open Sans"/>
@@ -191,93 +158,20 @@
           <w:sz w:val="21"/>
           <w:szCs w:val="21"/>
           <w:shd w:val="clear" w:color="auto" w:fill="FFFFFF"/>
-          <w:lang w:val="cs-CZ" w:eastAsia="en-GB"/>
+          <w:lang w:eastAsia="en-GB"/>
         </w:rPr>
         <w:t>predict_pose.m</w:t>
       </w:r>
-      <w:proofErr w:type="spellEnd"/>
-      <w:r>
-        <w:rPr>
-          <w:rFonts w:ascii="Open Sans" w:eastAsia="Times New Roman" w:hAnsi="Open Sans" w:cs="Open Sans"/>
-          <w:color w:val="000000"/>
-          <w:sz w:val="21"/>
-          <w:szCs w:val="21"/>
-          <w:shd w:val="clear" w:color="auto" w:fill="FFFFFF"/>
-          <w:lang w:val="cs-CZ" w:eastAsia="en-GB"/>
-        </w:rPr>
-        <w:t xml:space="preserve"> je pomocí kinematických rovnic pro diferenciální podvozek odhadován vývoj polohy a natočení </w:t>
-      </w:r>
-      <w:proofErr w:type="spellStart"/>
-      <w:r>
-        <w:rPr>
-          <w:rFonts w:ascii="Open Sans" w:eastAsia="Times New Roman" w:hAnsi="Open Sans" w:cs="Open Sans"/>
-          <w:color w:val="000000"/>
-          <w:sz w:val="21"/>
-          <w:szCs w:val="21"/>
-          <w:shd w:val="clear" w:color="auto" w:fill="FFFFFF"/>
-          <w:lang w:val="cs-CZ" w:eastAsia="en-GB"/>
-        </w:rPr>
-        <w:t>partiklů</w:t>
-      </w:r>
-      <w:proofErr w:type="spellEnd"/>
-      <w:r>
-        <w:rPr>
-          <w:rFonts w:ascii="Open Sans" w:eastAsia="Times New Roman" w:hAnsi="Open Sans" w:cs="Open Sans"/>
-          <w:color w:val="000000"/>
-          <w:sz w:val="21"/>
-          <w:szCs w:val="21"/>
-          <w:shd w:val="clear" w:color="auto" w:fill="FFFFFF"/>
-          <w:lang w:val="cs-CZ" w:eastAsia="en-GB"/>
-        </w:rPr>
-        <w:t xml:space="preserve">. Jsou zde </w:t>
-      </w:r>
-      <w:proofErr w:type="spellStart"/>
-      <w:r>
-        <w:rPr>
-          <w:rFonts w:ascii="Open Sans" w:eastAsia="Times New Roman" w:hAnsi="Open Sans" w:cs="Open Sans"/>
-          <w:color w:val="000000"/>
-          <w:sz w:val="21"/>
-          <w:szCs w:val="21"/>
-          <w:shd w:val="clear" w:color="auto" w:fill="FFFFFF"/>
-          <w:lang w:val="cs-CZ" w:eastAsia="en-GB"/>
-        </w:rPr>
-        <w:t>implentovány</w:t>
-      </w:r>
-      <w:proofErr w:type="spellEnd"/>
-      <w:r>
-        <w:rPr>
-          <w:rFonts w:ascii="Open Sans" w:eastAsia="Times New Roman" w:hAnsi="Open Sans" w:cs="Open Sans"/>
-          <w:color w:val="000000"/>
-          <w:sz w:val="21"/>
-          <w:szCs w:val="21"/>
-          <w:shd w:val="clear" w:color="auto" w:fill="FFFFFF"/>
-          <w:lang w:val="cs-CZ" w:eastAsia="en-GB"/>
-        </w:rPr>
-        <w:t xml:space="preserve"> dva postupy výpočtu, jeden pro případ, kdy robot jede čistě rovně a druhý, kdy může navíc i zatáčet. K predikovaným hodnotám je připočten </w:t>
-      </w:r>
-      <w:proofErr w:type="spellStart"/>
-      <w:r>
-        <w:rPr>
-          <w:rFonts w:ascii="Open Sans" w:eastAsia="Times New Roman" w:hAnsi="Open Sans" w:cs="Open Sans"/>
-          <w:color w:val="000000"/>
-          <w:sz w:val="21"/>
-          <w:szCs w:val="21"/>
-          <w:shd w:val="clear" w:color="auto" w:fill="FFFFFF"/>
-          <w:lang w:val="cs-CZ" w:eastAsia="en-GB"/>
-        </w:rPr>
-        <w:t>gaussiánský</w:t>
-      </w:r>
-      <w:proofErr w:type="spellEnd"/>
-      <w:r>
-        <w:rPr>
-          <w:rFonts w:ascii="Open Sans" w:eastAsia="Times New Roman" w:hAnsi="Open Sans" w:cs="Open Sans"/>
-          <w:color w:val="000000"/>
-          <w:sz w:val="21"/>
-          <w:szCs w:val="21"/>
-          <w:shd w:val="clear" w:color="auto" w:fill="FFFFFF"/>
-          <w:lang w:val="cs-CZ" w:eastAsia="en-GB"/>
-        </w:rPr>
-        <w:t xml:space="preserve"> šum s parametry </w:t>
+      <w:r>
+        <w:rPr>
+          <w:rFonts w:ascii="Open Sans" w:eastAsia="Times New Roman" w:hAnsi="Open Sans" w:cs="Open Sans"/>
+          <w:color w:val="000000"/>
+          <w:sz w:val="21"/>
+          <w:szCs w:val="21"/>
+          <w:shd w:val="clear" w:color="auto" w:fill="FFFFFF"/>
+          <w:lang w:eastAsia="en-GB"/>
+        </w:rPr>
+        <w:t xml:space="preserve"> je pomocí kinematických rovnic pro diferenciální podvozek odhadován vývoj polohy a natočení partiklů. Jsou zde implentovány dva postupy výpočtu, jeden pro případ, kdy robot jede čistě rovně a druhý, kdy může navíc i zatáčet. K predikovaným hodnotám je připočten gaussiánský šum s parametry </w:t>
       </w:r>
       <m:oMath>
         <m:r>
@@ -287,7 +181,7 @@
             <w:sz w:val="21"/>
             <w:szCs w:val="21"/>
             <w:shd w:val="clear" w:color="auto" w:fill="FFFFFF"/>
-            <w:lang w:val="cs-CZ" w:eastAsia="en-GB"/>
+            <w:lang w:eastAsia="en-GB"/>
           </w:rPr>
           <m:t>μ=0,   σ=0.02</m:t>
         </m:r>
@@ -299,57 +193,9 @@
           <w:sz w:val="21"/>
           <w:szCs w:val="21"/>
           <w:shd w:val="clear" w:color="auto" w:fill="FFFFFF"/>
-          <w:lang w:val="cs-CZ" w:eastAsia="en-GB"/>
-        </w:rPr>
-        <w:t xml:space="preserve">. Po provedení </w:t>
-      </w:r>
-      <w:proofErr w:type="spellStart"/>
-      <w:r>
-        <w:rPr>
-          <w:rFonts w:ascii="Open Sans" w:eastAsia="Times New Roman" w:hAnsi="Open Sans" w:cs="Open Sans"/>
-          <w:color w:val="000000"/>
-          <w:sz w:val="21"/>
-          <w:szCs w:val="21"/>
-          <w:shd w:val="clear" w:color="auto" w:fill="FFFFFF"/>
-          <w:lang w:val="cs-CZ" w:eastAsia="en-GB"/>
-        </w:rPr>
-        <w:t>estimací</w:t>
-      </w:r>
-      <w:proofErr w:type="spellEnd"/>
-      <w:r>
-        <w:rPr>
-          <w:rFonts w:ascii="Open Sans" w:eastAsia="Times New Roman" w:hAnsi="Open Sans" w:cs="Open Sans"/>
-          <w:color w:val="000000"/>
-          <w:sz w:val="21"/>
-          <w:szCs w:val="21"/>
-          <w:shd w:val="clear" w:color="auto" w:fill="FFFFFF"/>
-          <w:lang w:val="cs-CZ" w:eastAsia="en-GB"/>
-        </w:rPr>
-        <w:t xml:space="preserve"> se odchytnou všechny </w:t>
-      </w:r>
-      <w:proofErr w:type="spellStart"/>
-      <w:r>
-        <w:rPr>
-          <w:rFonts w:ascii="Open Sans" w:eastAsia="Times New Roman" w:hAnsi="Open Sans" w:cs="Open Sans"/>
-          <w:color w:val="000000"/>
-          <w:sz w:val="21"/>
-          <w:szCs w:val="21"/>
-          <w:shd w:val="clear" w:color="auto" w:fill="FFFFFF"/>
-          <w:lang w:val="cs-CZ" w:eastAsia="en-GB"/>
-        </w:rPr>
-        <w:t>partikly</w:t>
-      </w:r>
-      <w:proofErr w:type="spellEnd"/>
-      <w:r>
-        <w:rPr>
-          <w:rFonts w:ascii="Open Sans" w:eastAsia="Times New Roman" w:hAnsi="Open Sans" w:cs="Open Sans"/>
-          <w:color w:val="000000"/>
-          <w:sz w:val="21"/>
-          <w:szCs w:val="21"/>
-          <w:shd w:val="clear" w:color="auto" w:fill="FFFFFF"/>
-          <w:lang w:val="cs-CZ" w:eastAsia="en-GB"/>
-        </w:rPr>
-        <w:t xml:space="preserve">, které výpočet umístil mimo území mapy a přemístí se na nejbližší hranici mapy. </w:t>
+          <w:lang w:eastAsia="en-GB"/>
+        </w:rPr>
+        <w:t xml:space="preserve">. Po provedení estimací se odchytnou všechny partikly, které výpočet umístil mimo území mapy a přemístí se na nejbližší hranici mapy. </w:t>
       </w:r>
     </w:p>
     <w:p>
@@ -384,21 +230,19 @@
       <w:pPr>
         <w:rPr>
           <w:noProof/>
-          <w:lang w:val="cs-CZ"/>
-        </w:rPr>
-      </w:pPr>
-      <w:r>
-        <w:rPr>
-          <w:rFonts w:ascii="Open Sans" w:eastAsia="Times New Roman" w:hAnsi="Open Sans" w:cs="Open Sans"/>
-          <w:color w:val="000000"/>
-          <w:sz w:val="21"/>
-          <w:szCs w:val="21"/>
-          <w:shd w:val="clear" w:color="auto" w:fill="FFFFFF"/>
-          <w:lang w:val="cs-CZ" w:eastAsia="en-GB"/>
+        </w:rPr>
+      </w:pPr>
+      <w:r>
+        <w:rPr>
+          <w:rFonts w:ascii="Open Sans" w:eastAsia="Times New Roman" w:hAnsi="Open Sans" w:cs="Open Sans"/>
+          <w:color w:val="000000"/>
+          <w:sz w:val="21"/>
+          <w:szCs w:val="21"/>
+          <w:shd w:val="clear" w:color="auto" w:fill="FFFFFF"/>
+          <w:lang w:eastAsia="en-GB"/>
         </w:rPr>
         <w:t xml:space="preserve">Byla implementována funkce </w:t>
       </w:r>
-      <w:proofErr w:type="spellStart"/>
       <w:r>
         <w:rPr>
           <w:rFonts w:ascii="Open Sans" w:eastAsia="Times New Roman" w:hAnsi="Open Sans" w:cs="Open Sans"/>
@@ -408,78 +252,29 @@
           <w:sz w:val="21"/>
           <w:szCs w:val="21"/>
           <w:shd w:val="clear" w:color="auto" w:fill="FFFFFF"/>
-          <w:lang w:val="cs-CZ" w:eastAsia="en-GB"/>
+          <w:lang w:eastAsia="en-GB"/>
         </w:rPr>
         <w:t>compute_lidar_measurement.m</w:t>
       </w:r>
-      <w:proofErr w:type="spellEnd"/>
-      <w:r>
-        <w:rPr>
-          <w:rFonts w:ascii="Open Sans" w:eastAsia="Times New Roman" w:hAnsi="Open Sans" w:cs="Open Sans"/>
-          <w:color w:val="000000"/>
-          <w:sz w:val="21"/>
-          <w:szCs w:val="21"/>
-          <w:shd w:val="clear" w:color="auto" w:fill="FFFFFF"/>
-          <w:lang w:val="cs-CZ" w:eastAsia="en-GB"/>
-        </w:rPr>
-        <w:t xml:space="preserve">, která simuluje měření lidarem na pozici a natočení daného </w:t>
-      </w:r>
-      <w:proofErr w:type="spellStart"/>
-      <w:r>
-        <w:rPr>
-          <w:rFonts w:ascii="Open Sans" w:eastAsia="Times New Roman" w:hAnsi="Open Sans" w:cs="Open Sans"/>
-          <w:color w:val="000000"/>
-          <w:sz w:val="21"/>
-          <w:szCs w:val="21"/>
-          <w:shd w:val="clear" w:color="auto" w:fill="FFFFFF"/>
-          <w:lang w:val="cs-CZ" w:eastAsia="en-GB"/>
-        </w:rPr>
-        <w:t>partiklu</w:t>
-      </w:r>
-      <w:proofErr w:type="spellEnd"/>
-      <w:r>
-        <w:rPr>
-          <w:rFonts w:ascii="Open Sans" w:eastAsia="Times New Roman" w:hAnsi="Open Sans" w:cs="Open Sans"/>
-          <w:color w:val="000000"/>
-          <w:sz w:val="21"/>
-          <w:szCs w:val="21"/>
-          <w:shd w:val="clear" w:color="auto" w:fill="FFFFFF"/>
-          <w:lang w:val="cs-CZ" w:eastAsia="en-GB"/>
-        </w:rPr>
-        <w:t xml:space="preserve">. Takto získané hodnoty vzdáleností pro jednotlivé </w:t>
-      </w:r>
-      <w:proofErr w:type="spellStart"/>
-      <w:r>
-        <w:rPr>
-          <w:rFonts w:ascii="Open Sans" w:eastAsia="Times New Roman" w:hAnsi="Open Sans" w:cs="Open Sans"/>
-          <w:color w:val="000000"/>
-          <w:sz w:val="21"/>
-          <w:szCs w:val="21"/>
-          <w:shd w:val="clear" w:color="auto" w:fill="FFFFFF"/>
-          <w:lang w:val="cs-CZ" w:eastAsia="en-GB"/>
-        </w:rPr>
-        <w:t>partikly</w:t>
-      </w:r>
-      <w:proofErr w:type="spellEnd"/>
-      <w:r>
-        <w:rPr>
-          <w:rFonts w:ascii="Open Sans" w:eastAsia="Times New Roman" w:hAnsi="Open Sans" w:cs="Open Sans"/>
-          <w:color w:val="000000"/>
-          <w:sz w:val="21"/>
-          <w:szCs w:val="21"/>
-          <w:shd w:val="clear" w:color="auto" w:fill="FFFFFF"/>
-          <w:lang w:val="cs-CZ" w:eastAsia="en-GB"/>
-        </w:rPr>
-        <w:t xml:space="preserve"> byly porovnány s naměřenými hodnotami reálného lidaru</w:t>
-      </w:r>
-      <w:r>
-        <w:rPr>
-          <w:rFonts w:ascii="Open Sans" w:eastAsia="Times New Roman" w:hAnsi="Open Sans" w:cs="Open Sans"/>
-          <w:color w:val="000000"/>
-          <w:sz w:val="21"/>
-          <w:szCs w:val="21"/>
-          <w:shd w:val="clear" w:color="auto" w:fill="FFFFFF"/>
-          <w:lang w:val="cs-CZ" w:eastAsia="en-GB"/>
+      <w:r>
+        <w:rPr>
+          <w:rFonts w:ascii="Open Sans" w:eastAsia="Times New Roman" w:hAnsi="Open Sans" w:cs="Open Sans"/>
+          <w:color w:val="000000"/>
+          <w:sz w:val="21"/>
+          <w:szCs w:val="21"/>
+          <w:shd w:val="clear" w:color="auto" w:fill="FFFFFF"/>
+          <w:lang w:eastAsia="en-GB"/>
+        </w:rPr>
+        <w:t>, která simuluje měření lidarem na pozici a natočení daného partiklu. Takto získané hodnoty vzdáleností pro jednotlivé partikly byly porovnány s naměřenými hodnotami reálného lidaru</w:t>
+      </w:r>
+      <w:r>
+        <w:rPr>
+          <w:rFonts w:ascii="Open Sans" w:eastAsia="Times New Roman" w:hAnsi="Open Sans" w:cs="Open Sans"/>
+          <w:color w:val="000000"/>
+          <w:sz w:val="21"/>
+          <w:szCs w:val="21"/>
+          <w:shd w:val="clear" w:color="auto" w:fill="FFFFFF"/>
+          <w:lang w:eastAsia="en-GB"/>
         </w:rPr>
         <w:t xml:space="preserve"> v</w:t>
       </w:r>
@@ -490,11 +285,10 @@
           <w:sz w:val="21"/>
           <w:szCs w:val="21"/>
           <w:shd w:val="clear" w:color="auto" w:fill="FFFFFF"/>
-          <w:lang w:val="cs-CZ" w:eastAsia="en-GB"/>
+          <w:lang w:eastAsia="en-GB"/>
         </w:rPr>
         <w:t xml:space="preserve">e funkci </w:t>
       </w:r>
-      <w:proofErr w:type="spellStart"/>
       <w:r>
         <w:rPr>
           <w:rFonts w:ascii="Open Sans" w:eastAsia="Times New Roman" w:hAnsi="Open Sans" w:cs="Open Sans"/>
@@ -504,52 +298,26 @@
           <w:sz w:val="21"/>
           <w:szCs w:val="21"/>
           <w:shd w:val="clear" w:color="auto" w:fill="FFFFFF"/>
-          <w:lang w:val="cs-CZ" w:eastAsia="en-GB"/>
+          <w:lang w:eastAsia="en-GB"/>
         </w:rPr>
         <w:t>weight_particles.m</w:t>
       </w:r>
-      <w:proofErr w:type="spellEnd"/>
-      <w:r>
-        <w:rPr>
-          <w:rFonts w:ascii="Open Sans" w:eastAsia="Times New Roman" w:hAnsi="Open Sans" w:cs="Open Sans"/>
-          <w:color w:val="000000"/>
-          <w:sz w:val="21"/>
-          <w:szCs w:val="21"/>
-          <w:shd w:val="clear" w:color="auto" w:fill="FFFFFF"/>
-          <w:lang w:val="cs-CZ" w:eastAsia="en-GB"/>
-        </w:rPr>
-        <w:t xml:space="preserve">. Těm </w:t>
-      </w:r>
-      <w:proofErr w:type="spellStart"/>
-      <w:r>
-        <w:rPr>
-          <w:rFonts w:ascii="Open Sans" w:eastAsia="Times New Roman" w:hAnsi="Open Sans" w:cs="Open Sans"/>
-          <w:color w:val="000000"/>
-          <w:sz w:val="21"/>
-          <w:szCs w:val="21"/>
-          <w:shd w:val="clear" w:color="auto" w:fill="FFFFFF"/>
-          <w:lang w:val="cs-CZ" w:eastAsia="en-GB"/>
-        </w:rPr>
-        <w:t>partiklům</w:t>
-      </w:r>
-      <w:proofErr w:type="spellEnd"/>
-      <w:r>
-        <w:rPr>
-          <w:rFonts w:ascii="Open Sans" w:eastAsia="Times New Roman" w:hAnsi="Open Sans" w:cs="Open Sans"/>
-          <w:color w:val="000000"/>
-          <w:sz w:val="21"/>
-          <w:szCs w:val="21"/>
-          <w:shd w:val="clear" w:color="auto" w:fill="FFFFFF"/>
-          <w:lang w:val="cs-CZ" w:eastAsia="en-GB"/>
-        </w:rPr>
-        <w:t xml:space="preserve"> s nejpodobnějšími hodnotami vzdáleností byly přiřazeny největší váhy pomocí výpočtu obrácené hodnoty druhé Euklidovské normy. Všechny váhy byly nakonec normalizovány tak, aby se jejich celkový součet rovnal jedné.</w:t>
+      <w:r>
+        <w:rPr>
+          <w:rFonts w:ascii="Open Sans" w:eastAsia="Times New Roman" w:hAnsi="Open Sans" w:cs="Open Sans"/>
+          <w:color w:val="000000"/>
+          <w:sz w:val="21"/>
+          <w:szCs w:val="21"/>
+          <w:shd w:val="clear" w:color="auto" w:fill="FFFFFF"/>
+          <w:lang w:eastAsia="en-GB"/>
+        </w:rPr>
+        <w:t>. Těm partiklům s nejpodobnějšími hodnotami vzdáleností byly přiřazeny největší váhy pomocí výpočtu obrácené hodnoty druhé Euklidovské normy. Všechny váhy byly nakonec normalizovány tak, aby se jejich celkový součet rovnal jedné.</w:t>
       </w:r>
     </w:p>
     <w:p>
       <w:pPr>
         <w:rPr>
           <w:noProof/>
-          <w:lang w:val="cs-CZ"/>
         </w:rPr>
       </w:pPr>
     </w:p>
@@ -564,45 +332,38 @@
         <w:rPr>
           <w:lang w:val="en-US"/>
         </w:rPr>
-        <w:t xml:space="preserve">Task </w:t>
-      </w:r>
-      <w:r>
-        <w:rPr>
-          <w:lang w:val="en-US"/>
-        </w:rPr>
-        <w:t>3</w:t>
-      </w:r>
-    </w:p>
-    <w:p>
-      <w:pPr>
-        <w:rPr>
-          <w:lang w:val="en-US"/>
-        </w:rPr>
-      </w:pPr>
-    </w:p>
-    <w:p>
-      <w:pPr>
-        <w:rPr>
-          <w:rFonts w:ascii="Open Sans" w:eastAsia="Times New Roman" w:hAnsi="Open Sans" w:cs="Open Sans"/>
-          <w:color w:val="000000"/>
-          <w:sz w:val="21"/>
-          <w:szCs w:val="21"/>
-          <w:shd w:val="clear" w:color="auto" w:fill="FFFFFF"/>
-          <w:lang w:eastAsia="en-GB"/>
-        </w:rPr>
-      </w:pPr>
-      <w:r>
-        <w:rPr>
-          <w:rFonts w:ascii="Open Sans" w:eastAsia="Times New Roman" w:hAnsi="Open Sans" w:cs="Open Sans"/>
-          <w:color w:val="000000"/>
-          <w:sz w:val="21"/>
-          <w:szCs w:val="21"/>
-          <w:shd w:val="clear" w:color="auto" w:fill="FFFFFF"/>
-          <w:lang w:val="cs-CZ" w:eastAsia="en-GB"/>
+        <w:t>Task 3</w:t>
+      </w:r>
+    </w:p>
+    <w:p>
+      <w:pPr>
+        <w:rPr>
+          <w:lang w:val="en-US"/>
+        </w:rPr>
+      </w:pPr>
+    </w:p>
+    <w:p>
+      <w:pPr>
+        <w:rPr>
+          <w:rFonts w:ascii="Open Sans" w:eastAsia="Times New Roman" w:hAnsi="Open Sans" w:cs="Open Sans"/>
+          <w:color w:val="000000"/>
+          <w:sz w:val="21"/>
+          <w:szCs w:val="21"/>
+          <w:shd w:val="clear" w:color="auto" w:fill="FFFFFF"/>
+          <w:lang w:eastAsia="en-GB"/>
+        </w:rPr>
+      </w:pPr>
+      <w:r>
+        <w:rPr>
+          <w:rFonts w:ascii="Open Sans" w:eastAsia="Times New Roman" w:hAnsi="Open Sans" w:cs="Open Sans"/>
+          <w:color w:val="000000"/>
+          <w:sz w:val="21"/>
+          <w:szCs w:val="21"/>
+          <w:shd w:val="clear" w:color="auto" w:fill="FFFFFF"/>
+          <w:lang w:eastAsia="en-GB"/>
         </w:rPr>
         <w:t xml:space="preserve">Ve funkci </w:t>
       </w:r>
-      <w:proofErr w:type="spellStart"/>
       <w:r>
         <w:rPr>
           <w:rFonts w:ascii="Open Sans" w:eastAsia="Times New Roman" w:hAnsi="Open Sans" w:cs="Open Sans"/>
@@ -612,134 +373,37 @@
           <w:sz w:val="21"/>
           <w:szCs w:val="21"/>
           <w:shd w:val="clear" w:color="auto" w:fill="FFFFFF"/>
-          <w:lang w:val="cs-CZ" w:eastAsia="en-GB"/>
+          <w:lang w:eastAsia="en-GB"/>
         </w:rPr>
         <w:t>resample_particles.m</w:t>
       </w:r>
-      <w:proofErr w:type="spellEnd"/>
-      <w:r>
-        <w:rPr>
-          <w:rFonts w:ascii="Open Sans" w:eastAsia="Times New Roman" w:hAnsi="Open Sans" w:cs="Open Sans"/>
-          <w:color w:val="000000"/>
-          <w:sz w:val="21"/>
-          <w:szCs w:val="21"/>
-          <w:shd w:val="clear" w:color="auto" w:fill="FFFFFF"/>
-          <w:lang w:val="cs-CZ" w:eastAsia="en-GB"/>
-        </w:rPr>
-        <w:t xml:space="preserve"> byly nejprve </w:t>
-      </w:r>
-      <w:proofErr w:type="spellStart"/>
-      <w:r>
-        <w:rPr>
-          <w:rFonts w:ascii="Open Sans" w:eastAsia="Times New Roman" w:hAnsi="Open Sans" w:cs="Open Sans"/>
-          <w:color w:val="000000"/>
-          <w:sz w:val="21"/>
-          <w:szCs w:val="21"/>
-          <w:shd w:val="clear" w:color="auto" w:fill="FFFFFF"/>
-          <w:lang w:val="cs-CZ" w:eastAsia="en-GB"/>
-        </w:rPr>
-        <w:t>partikly</w:t>
-      </w:r>
-      <w:proofErr w:type="spellEnd"/>
-      <w:r>
-        <w:rPr>
-          <w:rFonts w:ascii="Open Sans" w:eastAsia="Times New Roman" w:hAnsi="Open Sans" w:cs="Open Sans"/>
-          <w:color w:val="000000"/>
-          <w:sz w:val="21"/>
-          <w:szCs w:val="21"/>
-          <w:shd w:val="clear" w:color="auto" w:fill="FFFFFF"/>
-          <w:lang w:val="cs-CZ" w:eastAsia="en-GB"/>
-        </w:rPr>
-        <w:t xml:space="preserve"> seřazeny podle vah od nejmenších po největší. Dále se pak pomocí </w:t>
-      </w:r>
-      <w:proofErr w:type="spellStart"/>
-      <w:r>
-        <w:rPr>
-          <w:rFonts w:ascii="Open Sans" w:eastAsia="Times New Roman" w:hAnsi="Open Sans" w:cs="Open Sans"/>
-          <w:color w:val="000000"/>
-          <w:sz w:val="21"/>
-          <w:szCs w:val="21"/>
-          <w:shd w:val="clear" w:color="auto" w:fill="FFFFFF"/>
-          <w:lang w:val="cs-CZ" w:eastAsia="en-GB"/>
-        </w:rPr>
-        <w:t>Thrunova</w:t>
-      </w:r>
-      <w:proofErr w:type="spellEnd"/>
-      <w:r>
-        <w:rPr>
-          <w:rFonts w:ascii="Open Sans" w:eastAsia="Times New Roman" w:hAnsi="Open Sans" w:cs="Open Sans"/>
-          <w:color w:val="000000"/>
-          <w:sz w:val="21"/>
-          <w:szCs w:val="21"/>
-          <w:shd w:val="clear" w:color="auto" w:fill="FFFFFF"/>
-          <w:lang w:val="cs-CZ" w:eastAsia="en-GB"/>
+      <w:r>
+        <w:rPr>
+          <w:rFonts w:ascii="Open Sans" w:eastAsia="Times New Roman" w:hAnsi="Open Sans" w:cs="Open Sans"/>
+          <w:color w:val="000000"/>
+          <w:sz w:val="21"/>
+          <w:szCs w:val="21"/>
+          <w:shd w:val="clear" w:color="auto" w:fill="FFFFFF"/>
+          <w:lang w:eastAsia="en-GB"/>
+        </w:rPr>
+        <w:t xml:space="preserve"> byly nejprve partikly seřazeny podle vah od nejmenších po největší. Dále se pak pomocí Thrunova resamplovacího algoritmu provedlo převzorkování partiklů.</w:t>
+      </w:r>
+      <w:r>
+        <w:rPr>
+          <w:noProof/>
         </w:rPr>
         <w:t xml:space="preserve"> </w:t>
       </w:r>
-      <w:proofErr w:type="spellStart"/>
-      <w:r>
-        <w:rPr>
-          <w:rFonts w:ascii="Open Sans" w:eastAsia="Times New Roman" w:hAnsi="Open Sans" w:cs="Open Sans"/>
-          <w:color w:val="000000"/>
-          <w:sz w:val="21"/>
-          <w:szCs w:val="21"/>
-          <w:shd w:val="clear" w:color="auto" w:fill="FFFFFF"/>
-          <w:lang w:val="cs-CZ" w:eastAsia="en-GB"/>
-        </w:rPr>
-        <w:t>resamplovacího</w:t>
-      </w:r>
-      <w:proofErr w:type="spellEnd"/>
-      <w:r>
-        <w:rPr>
-          <w:rFonts w:ascii="Open Sans" w:eastAsia="Times New Roman" w:hAnsi="Open Sans" w:cs="Open Sans"/>
-          <w:color w:val="000000"/>
-          <w:sz w:val="21"/>
-          <w:szCs w:val="21"/>
-          <w:shd w:val="clear" w:color="auto" w:fill="FFFFFF"/>
-          <w:lang w:val="cs-CZ" w:eastAsia="en-GB"/>
-        </w:rPr>
-        <w:t xml:space="preserve"> algoritmu provedlo převzorkování </w:t>
-      </w:r>
-      <w:proofErr w:type="spellStart"/>
-      <w:r>
-        <w:rPr>
-          <w:rFonts w:ascii="Open Sans" w:eastAsia="Times New Roman" w:hAnsi="Open Sans" w:cs="Open Sans"/>
-          <w:color w:val="000000"/>
-          <w:sz w:val="21"/>
-          <w:szCs w:val="21"/>
-          <w:shd w:val="clear" w:color="auto" w:fill="FFFFFF"/>
-          <w:lang w:val="cs-CZ" w:eastAsia="en-GB"/>
-        </w:rPr>
-        <w:t>partiklů</w:t>
-      </w:r>
-      <w:proofErr w:type="spellEnd"/>
-      <w:r>
-        <w:rPr>
-          <w:rFonts w:ascii="Open Sans" w:eastAsia="Times New Roman" w:hAnsi="Open Sans" w:cs="Open Sans"/>
-          <w:color w:val="000000"/>
-          <w:sz w:val="21"/>
-          <w:szCs w:val="21"/>
-          <w:shd w:val="clear" w:color="auto" w:fill="FFFFFF"/>
-          <w:lang w:val="cs-CZ" w:eastAsia="en-GB"/>
-        </w:rPr>
-        <w:t>.</w:t>
-      </w:r>
-      <w:r>
-        <w:rPr>
-          <w:noProof/>
-        </w:rPr>
-        <w:t xml:space="preserve"> </w:t>
-      </w:r>
-    </w:p>
-    <w:p>
-      <w:pPr>
-        <w:rPr>
-          <w:rFonts w:ascii="Open Sans" w:eastAsia="Times New Roman" w:hAnsi="Open Sans" w:cs="Open Sans"/>
-          <w:color w:val="000000"/>
-          <w:sz w:val="21"/>
-          <w:szCs w:val="21"/>
-          <w:shd w:val="clear" w:color="auto" w:fill="FFFFFF"/>
-          <w:lang w:val="cs-CZ" w:eastAsia="en-GB"/>
+    </w:p>
+    <w:p>
+      <w:pPr>
+        <w:rPr>
+          <w:rFonts w:ascii="Open Sans" w:eastAsia="Times New Roman" w:hAnsi="Open Sans" w:cs="Open Sans"/>
+          <w:color w:val="000000"/>
+          <w:sz w:val="21"/>
+          <w:szCs w:val="21"/>
+          <w:shd w:val="clear" w:color="auto" w:fill="FFFFFF"/>
+          <w:lang w:eastAsia="en-GB"/>
         </w:rPr>
       </w:pPr>
     </w:p>
@@ -778,21 +442,20 @@
           <w:sz w:val="21"/>
           <w:szCs w:val="21"/>
           <w:shd w:val="clear" w:color="auto" w:fill="FFFFFF"/>
-          <w:lang w:val="cs-CZ" w:eastAsia="en-GB"/>
-        </w:rPr>
-      </w:pPr>
-      <w:r>
-        <w:rPr>
-          <w:rFonts w:ascii="Open Sans" w:eastAsia="Times New Roman" w:hAnsi="Open Sans" w:cs="Open Sans"/>
-          <w:color w:val="000000"/>
-          <w:sz w:val="21"/>
-          <w:szCs w:val="21"/>
-          <w:shd w:val="clear" w:color="auto" w:fill="FFFFFF"/>
-          <w:lang w:val="cs-CZ" w:eastAsia="en-GB"/>
+          <w:lang w:eastAsia="en-GB"/>
+        </w:rPr>
+      </w:pPr>
+      <w:r>
+        <w:rPr>
+          <w:rFonts w:ascii="Open Sans" w:eastAsia="Times New Roman" w:hAnsi="Open Sans" w:cs="Open Sans"/>
+          <w:color w:val="000000"/>
+          <w:sz w:val="21"/>
+          <w:szCs w:val="21"/>
+          <w:shd w:val="clear" w:color="auto" w:fill="FFFFFF"/>
+          <w:lang w:eastAsia="en-GB"/>
         </w:rPr>
         <w:t xml:space="preserve">Funkce </w:t>
       </w:r>
-      <w:proofErr w:type="spellStart"/>
       <w:r>
         <w:rPr>
           <w:rFonts w:ascii="Open Sans" w:eastAsia="Times New Roman" w:hAnsi="Open Sans" w:cs="Open Sans"/>
@@ -802,19 +465,18 @@
           <w:sz w:val="21"/>
           <w:szCs w:val="21"/>
           <w:shd w:val="clear" w:color="auto" w:fill="FFFFFF"/>
-          <w:lang w:val="cs-CZ" w:eastAsia="en-GB"/>
+          <w:lang w:eastAsia="en-GB"/>
         </w:rPr>
         <w:t>init_particle_filter.m</w:t>
       </w:r>
-      <w:proofErr w:type="spellEnd"/>
-      <w:r>
-        <w:rPr>
-          <w:rFonts w:ascii="Open Sans" w:eastAsia="Times New Roman" w:hAnsi="Open Sans" w:cs="Open Sans"/>
-          <w:color w:val="000000"/>
-          <w:sz w:val="21"/>
-          <w:szCs w:val="21"/>
-          <w:shd w:val="clear" w:color="auto" w:fill="FFFFFF"/>
-          <w:lang w:val="cs-CZ" w:eastAsia="en-GB"/>
+      <w:r>
+        <w:rPr>
+          <w:rFonts w:ascii="Open Sans" w:eastAsia="Times New Roman" w:hAnsi="Open Sans" w:cs="Open Sans"/>
+          <w:color w:val="000000"/>
+          <w:sz w:val="21"/>
+          <w:szCs w:val="21"/>
+          <w:shd w:val="clear" w:color="auto" w:fill="FFFFFF"/>
+          <w:lang w:eastAsia="en-GB"/>
         </w:rPr>
         <w:t xml:space="preserve"> byla</w:t>
       </w:r>
@@ -825,258 +487,42 @@
           <w:sz w:val="21"/>
           <w:szCs w:val="21"/>
           <w:shd w:val="clear" w:color="auto" w:fill="FFFFFF"/>
-          <w:lang w:val="cs-CZ" w:eastAsia="en-GB"/>
-        </w:rPr>
-        <w:t xml:space="preserve"> napsána tak, aby vytvořila zvolené množství </w:t>
-      </w:r>
-      <w:proofErr w:type="spellStart"/>
-      <w:r>
-        <w:rPr>
-          <w:rFonts w:ascii="Open Sans" w:eastAsia="Times New Roman" w:hAnsi="Open Sans" w:cs="Open Sans"/>
-          <w:color w:val="000000"/>
-          <w:sz w:val="21"/>
-          <w:szCs w:val="21"/>
-          <w:shd w:val="clear" w:color="auto" w:fill="FFFFFF"/>
-          <w:lang w:val="cs-CZ" w:eastAsia="en-GB"/>
-        </w:rPr>
-        <w:t>partiklů</w:t>
-      </w:r>
-      <w:proofErr w:type="spellEnd"/>
-      <w:r>
-        <w:rPr>
-          <w:rFonts w:ascii="Open Sans" w:eastAsia="Times New Roman" w:hAnsi="Open Sans" w:cs="Open Sans"/>
-          <w:color w:val="000000"/>
-          <w:sz w:val="21"/>
-          <w:szCs w:val="21"/>
-          <w:shd w:val="clear" w:color="auto" w:fill="FFFFFF"/>
-          <w:lang w:val="cs-CZ" w:eastAsia="en-GB"/>
-        </w:rPr>
-        <w:t xml:space="preserve">, kde každý </w:t>
-      </w:r>
-      <w:proofErr w:type="spellStart"/>
-      <w:r>
-        <w:rPr>
-          <w:rFonts w:ascii="Open Sans" w:eastAsia="Times New Roman" w:hAnsi="Open Sans" w:cs="Open Sans"/>
-          <w:color w:val="000000"/>
-          <w:sz w:val="21"/>
-          <w:szCs w:val="21"/>
-          <w:shd w:val="clear" w:color="auto" w:fill="FFFFFF"/>
-          <w:lang w:val="cs-CZ" w:eastAsia="en-GB"/>
-        </w:rPr>
-        <w:t>partikl</w:t>
-      </w:r>
-      <w:proofErr w:type="spellEnd"/>
-      <w:r>
-        <w:rPr>
-          <w:rFonts w:ascii="Open Sans" w:eastAsia="Times New Roman" w:hAnsi="Open Sans" w:cs="Open Sans"/>
-          <w:color w:val="000000"/>
-          <w:sz w:val="21"/>
-          <w:szCs w:val="21"/>
-          <w:shd w:val="clear" w:color="auto" w:fill="FFFFFF"/>
-          <w:lang w:val="cs-CZ" w:eastAsia="en-GB"/>
-        </w:rPr>
-        <w:t xml:space="preserve"> má svoji polohu a úhel natočení. Hodnoty těchto parametrů jsou omezeny tak, aby byl </w:t>
-      </w:r>
-      <w:proofErr w:type="spellStart"/>
-      <w:r>
-        <w:rPr>
-          <w:rFonts w:ascii="Open Sans" w:eastAsia="Times New Roman" w:hAnsi="Open Sans" w:cs="Open Sans"/>
-          <w:color w:val="000000"/>
-          <w:sz w:val="21"/>
-          <w:szCs w:val="21"/>
-          <w:shd w:val="clear" w:color="auto" w:fill="FFFFFF"/>
-          <w:lang w:val="cs-CZ" w:eastAsia="en-GB"/>
-        </w:rPr>
-        <w:t>partikl</w:t>
-      </w:r>
-      <w:proofErr w:type="spellEnd"/>
-      <w:r>
-        <w:rPr>
-          <w:rFonts w:ascii="Open Sans" w:eastAsia="Times New Roman" w:hAnsi="Open Sans" w:cs="Open Sans"/>
-          <w:color w:val="000000"/>
-          <w:sz w:val="21"/>
-          <w:szCs w:val="21"/>
-          <w:shd w:val="clear" w:color="auto" w:fill="FFFFFF"/>
-          <w:lang w:val="cs-CZ" w:eastAsia="en-GB"/>
-        </w:rPr>
-        <w:t xml:space="preserve"> umístěn vždy do prostor mapy. Tato funkce byla použita pro první generování </w:t>
-      </w:r>
-      <w:proofErr w:type="spellStart"/>
-      <w:r>
-        <w:rPr>
-          <w:rFonts w:ascii="Open Sans" w:eastAsia="Times New Roman" w:hAnsi="Open Sans" w:cs="Open Sans"/>
-          <w:color w:val="000000"/>
-          <w:sz w:val="21"/>
-          <w:szCs w:val="21"/>
-          <w:shd w:val="clear" w:color="auto" w:fill="FFFFFF"/>
-          <w:lang w:val="cs-CZ" w:eastAsia="en-GB"/>
-        </w:rPr>
-        <w:t>partiklů</w:t>
-      </w:r>
-      <w:proofErr w:type="spellEnd"/>
-      <w:r>
-        <w:rPr>
-          <w:rFonts w:ascii="Open Sans" w:eastAsia="Times New Roman" w:hAnsi="Open Sans" w:cs="Open Sans"/>
-          <w:color w:val="000000"/>
-          <w:sz w:val="21"/>
-          <w:szCs w:val="21"/>
-          <w:shd w:val="clear" w:color="auto" w:fill="FFFFFF"/>
-          <w:lang w:val="cs-CZ" w:eastAsia="en-GB"/>
-        </w:rPr>
-        <w:t xml:space="preserve"> a také pro udržení diverzity </w:t>
-      </w:r>
-      <w:proofErr w:type="spellStart"/>
-      <w:r>
-        <w:rPr>
-          <w:rFonts w:ascii="Open Sans" w:eastAsia="Times New Roman" w:hAnsi="Open Sans" w:cs="Open Sans"/>
-          <w:color w:val="000000"/>
-          <w:sz w:val="21"/>
-          <w:szCs w:val="21"/>
-          <w:shd w:val="clear" w:color="auto" w:fill="FFFFFF"/>
-          <w:lang w:val="cs-CZ" w:eastAsia="en-GB"/>
-        </w:rPr>
-        <w:t>partiklů</w:t>
-      </w:r>
-      <w:proofErr w:type="spellEnd"/>
-      <w:r>
-        <w:rPr>
-          <w:rFonts w:ascii="Open Sans" w:eastAsia="Times New Roman" w:hAnsi="Open Sans" w:cs="Open Sans"/>
-          <w:color w:val="000000"/>
-          <w:sz w:val="21"/>
-          <w:szCs w:val="21"/>
-          <w:shd w:val="clear" w:color="auto" w:fill="FFFFFF"/>
-          <w:lang w:val="cs-CZ" w:eastAsia="en-GB"/>
-        </w:rPr>
-        <w:t xml:space="preserve">. Diverzita je řešena tak, že na konci jednoho cyklu (predikce – korekce – </w:t>
-      </w:r>
-      <w:proofErr w:type="spellStart"/>
-      <w:r>
-        <w:rPr>
-          <w:rFonts w:ascii="Open Sans" w:eastAsia="Times New Roman" w:hAnsi="Open Sans" w:cs="Open Sans"/>
-          <w:color w:val="000000"/>
-          <w:sz w:val="21"/>
-          <w:szCs w:val="21"/>
-          <w:shd w:val="clear" w:color="auto" w:fill="FFFFFF"/>
-          <w:lang w:val="cs-CZ" w:eastAsia="en-GB"/>
-        </w:rPr>
-        <w:t>resampling</w:t>
-      </w:r>
-      <w:proofErr w:type="spellEnd"/>
-      <w:r>
-        <w:rPr>
-          <w:rFonts w:ascii="Open Sans" w:eastAsia="Times New Roman" w:hAnsi="Open Sans" w:cs="Open Sans"/>
-          <w:color w:val="000000"/>
-          <w:sz w:val="21"/>
-          <w:szCs w:val="21"/>
-          <w:shd w:val="clear" w:color="auto" w:fill="FFFFFF"/>
-          <w:lang w:val="cs-CZ" w:eastAsia="en-GB"/>
-        </w:rPr>
-        <w:t xml:space="preserve">) je určené procento </w:t>
-      </w:r>
-      <w:proofErr w:type="spellStart"/>
-      <w:r>
-        <w:rPr>
-          <w:rFonts w:ascii="Open Sans" w:eastAsia="Times New Roman" w:hAnsi="Open Sans" w:cs="Open Sans"/>
-          <w:color w:val="000000"/>
-          <w:sz w:val="21"/>
-          <w:szCs w:val="21"/>
-          <w:shd w:val="clear" w:color="auto" w:fill="FFFFFF"/>
-          <w:lang w:val="cs-CZ" w:eastAsia="en-GB"/>
-        </w:rPr>
-        <w:t>partiklů</w:t>
-      </w:r>
-      <w:proofErr w:type="spellEnd"/>
-      <w:r>
-        <w:rPr>
-          <w:rFonts w:ascii="Open Sans" w:eastAsia="Times New Roman" w:hAnsi="Open Sans" w:cs="Open Sans"/>
-          <w:color w:val="000000"/>
-          <w:sz w:val="21"/>
-          <w:szCs w:val="21"/>
-          <w:shd w:val="clear" w:color="auto" w:fill="FFFFFF"/>
-          <w:lang w:val="cs-CZ" w:eastAsia="en-GB"/>
-        </w:rPr>
-        <w:t xml:space="preserve"> nahrazeno úplně novými </w:t>
-      </w:r>
-      <w:proofErr w:type="spellStart"/>
-      <w:r>
-        <w:rPr>
-          <w:rFonts w:ascii="Open Sans" w:eastAsia="Times New Roman" w:hAnsi="Open Sans" w:cs="Open Sans"/>
-          <w:color w:val="000000"/>
-          <w:sz w:val="21"/>
-          <w:szCs w:val="21"/>
-          <w:shd w:val="clear" w:color="auto" w:fill="FFFFFF"/>
-          <w:lang w:val="cs-CZ" w:eastAsia="en-GB"/>
-        </w:rPr>
-        <w:t>partikly</w:t>
-      </w:r>
-      <w:proofErr w:type="spellEnd"/>
-      <w:r>
-        <w:rPr>
-          <w:rFonts w:ascii="Open Sans" w:eastAsia="Times New Roman" w:hAnsi="Open Sans" w:cs="Open Sans"/>
-          <w:color w:val="000000"/>
-          <w:sz w:val="21"/>
-          <w:szCs w:val="21"/>
-          <w:shd w:val="clear" w:color="auto" w:fill="FFFFFF"/>
-          <w:lang w:val="cs-CZ" w:eastAsia="en-GB"/>
-        </w:rPr>
-        <w:t xml:space="preserve">. Konvergence, a tudíž i funkčnost celého </w:t>
-      </w:r>
-      <w:proofErr w:type="spellStart"/>
-      <w:r>
-        <w:rPr>
-          <w:rFonts w:ascii="Open Sans" w:eastAsia="Times New Roman" w:hAnsi="Open Sans" w:cs="Open Sans"/>
-          <w:color w:val="000000"/>
-          <w:sz w:val="21"/>
-          <w:szCs w:val="21"/>
-          <w:shd w:val="clear" w:color="auto" w:fill="FFFFFF"/>
-          <w:lang w:val="cs-CZ" w:eastAsia="en-GB"/>
-        </w:rPr>
-        <w:t>partiklového</w:t>
-      </w:r>
-      <w:proofErr w:type="spellEnd"/>
-      <w:r>
-        <w:rPr>
-          <w:rFonts w:ascii="Open Sans" w:eastAsia="Times New Roman" w:hAnsi="Open Sans" w:cs="Open Sans"/>
-          <w:color w:val="000000"/>
-          <w:sz w:val="21"/>
-          <w:szCs w:val="21"/>
-          <w:shd w:val="clear" w:color="auto" w:fill="FFFFFF"/>
-          <w:lang w:val="cs-CZ" w:eastAsia="en-GB"/>
-        </w:rPr>
-        <w:t xml:space="preserve"> filtru, je vidět na obrázku 1.</w:t>
-      </w:r>
-    </w:p>
-    <w:p>
-      <w:pPr>
-        <w:rPr>
-          <w:rFonts w:ascii="Open Sans" w:eastAsia="Times New Roman" w:hAnsi="Open Sans" w:cs="Open Sans"/>
-          <w:color w:val="000000"/>
-          <w:sz w:val="21"/>
-          <w:szCs w:val="21"/>
-          <w:shd w:val="clear" w:color="auto" w:fill="FFFFFF"/>
-          <w:lang w:val="cs-CZ" w:eastAsia="en-GB"/>
-        </w:rPr>
-      </w:pPr>
-    </w:p>
-    <w:p>
-      <w:pPr>
-        <w:rPr>
-          <w:rFonts w:ascii="Open Sans" w:eastAsia="Times New Roman" w:hAnsi="Open Sans" w:cs="Open Sans"/>
-          <w:color w:val="000000"/>
-          <w:sz w:val="21"/>
-          <w:szCs w:val="21"/>
-          <w:shd w:val="clear" w:color="auto" w:fill="FFFFFF"/>
-          <w:lang w:val="cs-CZ" w:eastAsia="en-GB"/>
-        </w:rPr>
-      </w:pPr>
-      <w:r>
-        <w:rPr>
-          <w:rFonts w:ascii="Open Sans" w:eastAsia="Times New Roman" w:hAnsi="Open Sans" w:cs="Open Sans"/>
-          <w:color w:val="000000"/>
-          <w:sz w:val="21"/>
-          <w:szCs w:val="21"/>
-          <w:shd w:val="clear" w:color="auto" w:fill="FFFFFF"/>
-          <w:lang w:val="cs-CZ" w:eastAsia="en-GB"/>
+          <w:lang w:eastAsia="en-GB"/>
+        </w:rPr>
+        <w:t xml:space="preserve"> napsána tak, aby vytvořila zvolené množství partiklů, kde každý partikl má svoji polohu a úhel natočení. Hodnoty těchto parametrů jsou omezeny tak, aby byl partikl umístěn vždy do prostor mapy. Tato funkce byla použita pro první generování partiklů a také pro udržení diverzity partiklů. Diverzita je řešena tak, že na konci jednoho cyklu (predikce – korekce – resampling) je určené procento partiklů nahrazeno úplně novými partikly. Konvergence, a tudíž i funkčnost celého partiklového filtru, je vidět na obrázku 1.</w:t>
+      </w:r>
+    </w:p>
+    <w:p>
+      <w:pPr>
+        <w:rPr>
+          <w:rFonts w:ascii="Open Sans" w:eastAsia="Times New Roman" w:hAnsi="Open Sans" w:cs="Open Sans"/>
+          <w:color w:val="000000"/>
+          <w:sz w:val="21"/>
+          <w:szCs w:val="21"/>
+          <w:shd w:val="clear" w:color="auto" w:fill="FFFFFF"/>
+          <w:lang w:eastAsia="en-GB"/>
+        </w:rPr>
+      </w:pPr>
+    </w:p>
+    <w:p>
+      <w:pPr>
+        <w:rPr>
+          <w:rFonts w:ascii="Open Sans" w:eastAsia="Times New Roman" w:hAnsi="Open Sans" w:cs="Open Sans"/>
+          <w:color w:val="000000"/>
+          <w:sz w:val="21"/>
+          <w:szCs w:val="21"/>
+          <w:shd w:val="clear" w:color="auto" w:fill="FFFFFF"/>
+          <w:lang w:eastAsia="en-GB"/>
+        </w:rPr>
+      </w:pPr>
+      <w:r>
+        <w:rPr>
+          <w:rFonts w:ascii="Open Sans" w:eastAsia="Times New Roman" w:hAnsi="Open Sans" w:cs="Open Sans"/>
+          <w:color w:val="000000"/>
+          <w:sz w:val="21"/>
+          <w:szCs w:val="21"/>
+          <w:shd w:val="clear" w:color="auto" w:fill="FFFFFF"/>
+          <w:lang w:eastAsia="en-GB"/>
         </w:rPr>
         <w:t>V samotném řešení je málo nastavitelných parametrů. Ty jediné, a tedy nejdůležitější</w:t>
       </w:r>
@@ -1087,7 +533,7 @@
           <w:sz w:val="21"/>
           <w:szCs w:val="21"/>
           <w:shd w:val="clear" w:color="auto" w:fill="FFFFFF"/>
-          <w:lang w:val="cs-CZ" w:eastAsia="en-GB"/>
+          <w:lang w:eastAsia="en-GB"/>
         </w:rPr>
         <w:t>,</w:t>
       </w:r>
@@ -1098,202 +544,153 @@
           <w:sz w:val="21"/>
           <w:szCs w:val="21"/>
           <w:shd w:val="clear" w:color="auto" w:fill="FFFFFF"/>
-          <w:lang w:val="cs-CZ" w:eastAsia="en-GB"/>
-        </w:rPr>
-        <w:t xml:space="preserve"> jsou rozptyl </w:t>
-      </w:r>
-      <w:proofErr w:type="spellStart"/>
-      <w:r>
-        <w:rPr>
-          <w:rFonts w:ascii="Open Sans" w:eastAsia="Times New Roman" w:hAnsi="Open Sans" w:cs="Open Sans"/>
-          <w:color w:val="000000"/>
-          <w:sz w:val="21"/>
-          <w:szCs w:val="21"/>
-          <w:shd w:val="clear" w:color="auto" w:fill="FFFFFF"/>
-          <w:lang w:val="cs-CZ" w:eastAsia="en-GB"/>
-        </w:rPr>
-        <w:t>gaussiánského</w:t>
-      </w:r>
-      <w:proofErr w:type="spellEnd"/>
-      <w:r>
-        <w:rPr>
-          <w:rFonts w:ascii="Open Sans" w:eastAsia="Times New Roman" w:hAnsi="Open Sans" w:cs="Open Sans"/>
-          <w:color w:val="000000"/>
-          <w:sz w:val="21"/>
-          <w:szCs w:val="21"/>
-          <w:shd w:val="clear" w:color="auto" w:fill="FFFFFF"/>
-          <w:lang w:val="cs-CZ" w:eastAsia="en-GB"/>
-        </w:rPr>
-        <w:t xml:space="preserve"> šumu aplikovaného na predikce </w:t>
-      </w:r>
-      <w:proofErr w:type="spellStart"/>
-      <w:r>
-        <w:rPr>
-          <w:rFonts w:ascii="Open Sans" w:eastAsia="Times New Roman" w:hAnsi="Open Sans" w:cs="Open Sans"/>
-          <w:color w:val="000000"/>
-          <w:sz w:val="21"/>
-          <w:szCs w:val="21"/>
-          <w:shd w:val="clear" w:color="auto" w:fill="FFFFFF"/>
-          <w:lang w:val="cs-CZ" w:eastAsia="en-GB"/>
-        </w:rPr>
-        <w:t>partiklů</w:t>
-      </w:r>
-      <w:proofErr w:type="spellEnd"/>
-      <w:r>
-        <w:rPr>
-          <w:rFonts w:ascii="Open Sans" w:eastAsia="Times New Roman" w:hAnsi="Open Sans" w:cs="Open Sans"/>
-          <w:color w:val="000000"/>
-          <w:sz w:val="21"/>
-          <w:szCs w:val="21"/>
-          <w:shd w:val="clear" w:color="auto" w:fill="FFFFFF"/>
-          <w:lang w:val="cs-CZ" w:eastAsia="en-GB"/>
+          <w:lang w:eastAsia="en-GB"/>
+        </w:rPr>
+        <w:t xml:space="preserve"> jsou rozptyl gaussiánského šumu aplikovaného na predikce partiklů </w:t>
+      </w:r>
+      <w:r>
+        <w:rPr>
+          <w:rFonts w:ascii="Open Sans" w:eastAsia="Times New Roman" w:hAnsi="Open Sans" w:cs="Open Sans"/>
+          <w:color w:val="000000"/>
+          <w:sz w:val="21"/>
+          <w:szCs w:val="21"/>
+          <w:shd w:val="clear" w:color="auto" w:fill="FFFFFF"/>
+          <w:lang w:eastAsia="en-GB"/>
+        </w:rPr>
+        <w:t xml:space="preserve">(ovlivňuje důvěru v predikci) </w:t>
+      </w:r>
+      <w:r>
+        <w:rPr>
+          <w:rFonts w:ascii="Open Sans" w:eastAsia="Times New Roman" w:hAnsi="Open Sans" w:cs="Open Sans"/>
+          <w:color w:val="000000"/>
+          <w:sz w:val="21"/>
+          <w:szCs w:val="21"/>
+          <w:shd w:val="clear" w:color="auto" w:fill="FFFFFF"/>
+          <w:lang w:eastAsia="en-GB"/>
+        </w:rPr>
+        <w:t>a procentu partiklů, které jsou nahrazené zbrusu novými</w:t>
+      </w:r>
+      <w:r>
+        <w:rPr>
+          <w:rFonts w:ascii="Open Sans" w:eastAsia="Times New Roman" w:hAnsi="Open Sans" w:cs="Open Sans"/>
+          <w:color w:val="000000"/>
+          <w:sz w:val="21"/>
+          <w:szCs w:val="21"/>
+          <w:shd w:val="clear" w:color="auto" w:fill="FFFFFF"/>
+          <w:lang w:eastAsia="en-GB"/>
+        </w:rPr>
+        <w:t xml:space="preserve"> (ovlivňuje pravděpodobnost znovunalezení správné pozice po špatném odhadu</w:t>
+      </w:r>
+      <w:r>
+        <w:rPr>
+          <w:rFonts w:ascii="Open Sans" w:eastAsia="Times New Roman" w:hAnsi="Open Sans" w:cs="Open Sans"/>
+          <w:color w:val="000000"/>
+          <w:sz w:val="21"/>
+          <w:szCs w:val="21"/>
+          <w:shd w:val="clear" w:color="auto" w:fill="FFFFFF"/>
+          <w:lang w:eastAsia="en-GB"/>
+        </w:rPr>
+        <w:t xml:space="preserve"> a „unesení“ robotu</w:t>
+      </w:r>
+      <w:r>
+        <w:rPr>
+          <w:rFonts w:ascii="Open Sans" w:eastAsia="Times New Roman" w:hAnsi="Open Sans" w:cs="Open Sans"/>
+          <w:color w:val="000000"/>
+          <w:sz w:val="21"/>
+          <w:szCs w:val="21"/>
+          <w:shd w:val="clear" w:color="auto" w:fill="FFFFFF"/>
+          <w:lang w:eastAsia="en-GB"/>
+        </w:rPr>
+        <w:t>)</w:t>
+      </w:r>
+      <w:r>
+        <w:rPr>
+          <w:rFonts w:ascii="Open Sans" w:eastAsia="Times New Roman" w:hAnsi="Open Sans" w:cs="Open Sans"/>
+          <w:color w:val="000000"/>
+          <w:sz w:val="21"/>
+          <w:szCs w:val="21"/>
+          <w:shd w:val="clear" w:color="auto" w:fill="FFFFFF"/>
+          <w:lang w:eastAsia="en-GB"/>
+        </w:rPr>
+        <w:t>.</w:t>
+      </w:r>
+      <w:r>
+        <w:rPr>
+          <w:rFonts w:ascii="Open Sans" w:eastAsia="Times New Roman" w:hAnsi="Open Sans" w:cs="Open Sans"/>
+          <w:color w:val="000000"/>
+          <w:sz w:val="21"/>
+          <w:szCs w:val="21"/>
+          <w:shd w:val="clear" w:color="auto" w:fill="FFFFFF"/>
+          <w:lang w:eastAsia="en-GB"/>
         </w:rPr>
         <w:t xml:space="preserve"> </w:t>
       </w:r>
-      <w:r>
-        <w:rPr>
-          <w:rFonts w:ascii="Open Sans" w:eastAsia="Times New Roman" w:hAnsi="Open Sans" w:cs="Open Sans"/>
-          <w:color w:val="000000"/>
-          <w:sz w:val="21"/>
-          <w:szCs w:val="21"/>
-          <w:shd w:val="clear" w:color="auto" w:fill="FFFFFF"/>
-          <w:lang w:val="cs-CZ" w:eastAsia="en-GB"/>
-        </w:rPr>
-        <w:t xml:space="preserve">(ovlivňuje důvěru v predikci) </w:t>
-      </w:r>
-      <w:r>
-        <w:rPr>
-          <w:rFonts w:ascii="Open Sans" w:eastAsia="Times New Roman" w:hAnsi="Open Sans" w:cs="Open Sans"/>
-          <w:color w:val="000000"/>
-          <w:sz w:val="21"/>
-          <w:szCs w:val="21"/>
-          <w:shd w:val="clear" w:color="auto" w:fill="FFFFFF"/>
-          <w:lang w:val="cs-CZ" w:eastAsia="en-GB"/>
-        </w:rPr>
-        <w:t xml:space="preserve">a procentu </w:t>
-      </w:r>
-      <w:proofErr w:type="spellStart"/>
-      <w:r>
-        <w:rPr>
-          <w:rFonts w:ascii="Open Sans" w:eastAsia="Times New Roman" w:hAnsi="Open Sans" w:cs="Open Sans"/>
-          <w:color w:val="000000"/>
-          <w:sz w:val="21"/>
-          <w:szCs w:val="21"/>
-          <w:shd w:val="clear" w:color="auto" w:fill="FFFFFF"/>
-          <w:lang w:val="cs-CZ" w:eastAsia="en-GB"/>
-        </w:rPr>
-        <w:t>partiklů</w:t>
-      </w:r>
-      <w:proofErr w:type="spellEnd"/>
-      <w:r>
-        <w:rPr>
-          <w:rFonts w:ascii="Open Sans" w:eastAsia="Times New Roman" w:hAnsi="Open Sans" w:cs="Open Sans"/>
-          <w:color w:val="000000"/>
-          <w:sz w:val="21"/>
-          <w:szCs w:val="21"/>
-          <w:shd w:val="clear" w:color="auto" w:fill="FFFFFF"/>
-          <w:lang w:val="cs-CZ" w:eastAsia="en-GB"/>
-        </w:rPr>
-        <w:t>, které jsou nahrazené zbrusu novými</w:t>
-      </w:r>
-      <w:r>
-        <w:rPr>
-          <w:rFonts w:ascii="Open Sans" w:eastAsia="Times New Roman" w:hAnsi="Open Sans" w:cs="Open Sans"/>
-          <w:color w:val="000000"/>
-          <w:sz w:val="21"/>
-          <w:szCs w:val="21"/>
-          <w:shd w:val="clear" w:color="auto" w:fill="FFFFFF"/>
-          <w:lang w:val="cs-CZ" w:eastAsia="en-GB"/>
-        </w:rPr>
-        <w:t xml:space="preserve"> (ovlivňuje pravděpodobnost znovunalezení správné pozice po špatném odhadu)</w:t>
-      </w:r>
-      <w:r>
-        <w:rPr>
-          <w:rFonts w:ascii="Open Sans" w:eastAsia="Times New Roman" w:hAnsi="Open Sans" w:cs="Open Sans"/>
-          <w:color w:val="000000"/>
-          <w:sz w:val="21"/>
-          <w:szCs w:val="21"/>
-          <w:shd w:val="clear" w:color="auto" w:fill="FFFFFF"/>
-          <w:lang w:val="cs-CZ" w:eastAsia="en-GB"/>
-        </w:rPr>
-        <w:t>.</w:t>
-      </w:r>
-      <w:r>
-        <w:rPr>
-          <w:rFonts w:ascii="Open Sans" w:eastAsia="Times New Roman" w:hAnsi="Open Sans" w:cs="Open Sans"/>
-          <w:color w:val="000000"/>
-          <w:sz w:val="21"/>
-          <w:szCs w:val="21"/>
-          <w:shd w:val="clear" w:color="auto" w:fill="FFFFFF"/>
-          <w:lang w:val="cs-CZ" w:eastAsia="en-GB"/>
+    </w:p>
+    <w:p>
+      <w:pPr>
+        <w:rPr>
+          <w:rFonts w:ascii="Open Sans" w:eastAsia="Times New Roman" w:hAnsi="Open Sans" w:cs="Open Sans"/>
+          <w:color w:val="000000"/>
+          <w:sz w:val="21"/>
+          <w:szCs w:val="21"/>
+          <w:shd w:val="clear" w:color="auto" w:fill="FFFFFF"/>
+          <w:lang w:eastAsia="en-GB"/>
+        </w:rPr>
+      </w:pPr>
+    </w:p>
+    <w:p>
+      <w:pPr>
+        <w:rPr>
+          <w:rFonts w:ascii="Open Sans" w:eastAsia="Times New Roman" w:hAnsi="Open Sans" w:cs="Open Sans"/>
+          <w:color w:val="000000"/>
+          <w:sz w:val="21"/>
+          <w:szCs w:val="21"/>
+          <w:shd w:val="clear" w:color="auto" w:fill="FFFFFF"/>
+          <w:lang w:eastAsia="en-GB"/>
+        </w:rPr>
+      </w:pPr>
+      <w:r>
+        <w:rPr>
+          <w:rFonts w:ascii="Open Sans" w:eastAsia="Times New Roman" w:hAnsi="Open Sans" w:cs="Open Sans"/>
+          <w:color w:val="000000"/>
+          <w:sz w:val="21"/>
+          <w:szCs w:val="21"/>
+          <w:shd w:val="clear" w:color="auto" w:fill="FFFFFF"/>
+          <w:lang w:eastAsia="en-GB"/>
+        </w:rPr>
+        <w:lastRenderedPageBreak/>
+        <w:t xml:space="preserve">Volba </w:t>
+      </w:r>
+      <w:r>
+        <w:rPr>
+          <w:rFonts w:ascii="Open Sans" w:eastAsia="Times New Roman" w:hAnsi="Open Sans" w:cs="Open Sans"/>
+          <w:color w:val="000000"/>
+          <w:sz w:val="21"/>
+          <w:szCs w:val="21"/>
+          <w:shd w:val="clear" w:color="auto" w:fill="FFFFFF"/>
+          <w:lang w:eastAsia="en-GB"/>
+        </w:rPr>
+        <w:t>algoritmů</w:t>
+      </w:r>
+      <w:r>
+        <w:rPr>
+          <w:rFonts w:ascii="Open Sans" w:eastAsia="Times New Roman" w:hAnsi="Open Sans" w:cs="Open Sans"/>
+          <w:color w:val="000000"/>
+          <w:sz w:val="21"/>
+          <w:szCs w:val="21"/>
+          <w:shd w:val="clear" w:color="auto" w:fill="FFFFFF"/>
+          <w:lang w:eastAsia="en-GB"/>
         </w:rPr>
         <w:t xml:space="preserve"> </w:t>
       </w:r>
-    </w:p>
-    <w:p>
-      <w:pPr>
-        <w:rPr>
-          <w:rFonts w:ascii="Open Sans" w:eastAsia="Times New Roman" w:hAnsi="Open Sans" w:cs="Open Sans"/>
-          <w:color w:val="000000"/>
-          <w:sz w:val="21"/>
-          <w:szCs w:val="21"/>
-          <w:shd w:val="clear" w:color="auto" w:fill="FFFFFF"/>
-          <w:lang w:val="cs-CZ" w:eastAsia="en-GB"/>
-        </w:rPr>
-      </w:pPr>
-    </w:p>
-    <w:p>
-      <w:pPr>
-        <w:rPr>
-          <w:rFonts w:ascii="Open Sans" w:eastAsia="Times New Roman" w:hAnsi="Open Sans" w:cs="Open Sans"/>
-          <w:color w:val="000000"/>
-          <w:sz w:val="21"/>
-          <w:szCs w:val="21"/>
-          <w:shd w:val="clear" w:color="auto" w:fill="FFFFFF"/>
-          <w:lang w:val="cs-CZ" w:eastAsia="en-GB"/>
-        </w:rPr>
-      </w:pPr>
-      <w:r>
-        <w:rPr>
-          <w:rFonts w:ascii="Open Sans" w:eastAsia="Times New Roman" w:hAnsi="Open Sans" w:cs="Open Sans"/>
-          <w:color w:val="000000"/>
-          <w:sz w:val="21"/>
-          <w:szCs w:val="21"/>
-          <w:shd w:val="clear" w:color="auto" w:fill="FFFFFF"/>
-          <w:lang w:val="cs-CZ" w:eastAsia="en-GB"/>
-        </w:rPr>
-        <w:t xml:space="preserve">Volba </w:t>
-      </w:r>
-      <w:r>
-        <w:rPr>
-          <w:rFonts w:ascii="Open Sans" w:eastAsia="Times New Roman" w:hAnsi="Open Sans" w:cs="Open Sans"/>
-          <w:color w:val="000000"/>
-          <w:sz w:val="21"/>
-          <w:szCs w:val="21"/>
-          <w:shd w:val="clear" w:color="auto" w:fill="FFFFFF"/>
-          <w:lang w:val="cs-CZ" w:eastAsia="en-GB"/>
-        </w:rPr>
-        <w:t>algoritmů</w:t>
-      </w:r>
-      <w:r>
-        <w:rPr>
-          <w:rFonts w:ascii="Open Sans" w:eastAsia="Times New Roman" w:hAnsi="Open Sans" w:cs="Open Sans"/>
-          <w:color w:val="000000"/>
-          <w:sz w:val="21"/>
-          <w:szCs w:val="21"/>
-          <w:shd w:val="clear" w:color="auto" w:fill="FFFFFF"/>
-          <w:lang w:val="cs-CZ" w:eastAsia="en-GB"/>
-        </w:rPr>
-        <w:t xml:space="preserve"> </w:t>
-      </w:r>
-      <w:r>
-        <w:rPr>
-          <w:rFonts w:ascii="Open Sans" w:eastAsia="Times New Roman" w:hAnsi="Open Sans" w:cs="Open Sans"/>
-          <w:color w:val="000000"/>
-          <w:sz w:val="21"/>
-          <w:szCs w:val="21"/>
-          <w:shd w:val="clear" w:color="auto" w:fill="FFFFFF"/>
-          <w:lang w:val="cs-CZ" w:eastAsia="en-GB"/>
+      <w:r>
+        <w:rPr>
+          <w:rFonts w:ascii="Open Sans" w:eastAsia="Times New Roman" w:hAnsi="Open Sans" w:cs="Open Sans"/>
+          <w:color w:val="000000"/>
+          <w:sz w:val="21"/>
+          <w:szCs w:val="21"/>
+          <w:shd w:val="clear" w:color="auto" w:fill="FFFFFF"/>
+          <w:lang w:eastAsia="en-GB"/>
         </w:rPr>
         <w:t>byla učiněna na základě</w:t>
       </w:r>
@@ -1304,68 +701,67 @@
           <w:sz w:val="21"/>
           <w:szCs w:val="21"/>
           <w:shd w:val="clear" w:color="auto" w:fill="FFFFFF"/>
-          <w:lang w:val="cs-CZ" w:eastAsia="en-GB"/>
-        </w:rPr>
-        <w:t xml:space="preserve"> prosté náhody při hodu mincí</w:t>
-      </w:r>
-      <w:r>
-        <w:rPr>
-          <w:rFonts w:ascii="Open Sans" w:eastAsia="Times New Roman" w:hAnsi="Open Sans" w:cs="Open Sans"/>
-          <w:color w:val="000000"/>
-          <w:sz w:val="21"/>
-          <w:szCs w:val="21"/>
-          <w:shd w:val="clear" w:color="auto" w:fill="FFFFFF"/>
-          <w:lang w:val="cs-CZ" w:eastAsia="en-GB"/>
-        </w:rPr>
-        <w:t>.</w:t>
-      </w:r>
-      <w:r>
-        <w:rPr>
-          <w:rFonts w:ascii="Open Sans" w:eastAsia="Times New Roman" w:hAnsi="Open Sans" w:cs="Open Sans"/>
-          <w:color w:val="000000"/>
-          <w:sz w:val="21"/>
-          <w:szCs w:val="21"/>
-          <w:shd w:val="clear" w:color="auto" w:fill="FFFFFF"/>
-          <w:lang w:val="cs-CZ" w:eastAsia="en-GB"/>
-        </w:rPr>
-        <w:t xml:space="preserve"> </w:t>
-      </w:r>
-    </w:p>
-    <w:p>
-      <w:pPr>
-        <w:rPr>
-          <w:rFonts w:ascii="Open Sans" w:eastAsia="Times New Roman" w:hAnsi="Open Sans" w:cs="Open Sans"/>
-          <w:color w:val="000000"/>
-          <w:sz w:val="21"/>
-          <w:szCs w:val="21"/>
-          <w:shd w:val="clear" w:color="auto" w:fill="FFFFFF"/>
-          <w:lang w:val="cs-CZ" w:eastAsia="en-GB"/>
-        </w:rPr>
-      </w:pPr>
-    </w:p>
-    <w:p>
-      <w:pPr>
-        <w:rPr>
-          <w:rFonts w:ascii="Open Sans" w:eastAsia="Times New Roman" w:hAnsi="Open Sans" w:cs="Open Sans"/>
-          <w:color w:val="000000"/>
-          <w:sz w:val="21"/>
-          <w:szCs w:val="21"/>
-          <w:shd w:val="clear" w:color="auto" w:fill="FFFFFF"/>
-          <w:lang w:val="cs-CZ" w:eastAsia="en-GB"/>
-        </w:rPr>
-      </w:pPr>
-      <w:r>
-        <w:rPr>
-          <w:rFonts w:ascii="Open Sans" w:eastAsia="Times New Roman" w:hAnsi="Open Sans" w:cs="Open Sans"/>
-          <w:color w:val="000000"/>
-          <w:sz w:val="21"/>
-          <w:szCs w:val="21"/>
-          <w:shd w:val="clear" w:color="auto" w:fill="FFFFFF"/>
-          <w:lang w:val="cs-CZ" w:eastAsia="en-GB"/>
+          <w:lang w:eastAsia="en-GB"/>
+        </w:rPr>
+        <w:t xml:space="preserve"> doporučených voleb z přednášky. Konkrétní volba algoritmu byla předmětem</w:t>
+      </w:r>
+      <w:r>
+        <w:rPr>
+          <w:rFonts w:ascii="Open Sans" w:eastAsia="Times New Roman" w:hAnsi="Open Sans" w:cs="Open Sans"/>
+          <w:color w:val="000000"/>
+          <w:sz w:val="21"/>
+          <w:szCs w:val="21"/>
+          <w:shd w:val="clear" w:color="auto" w:fill="FFFFFF"/>
+          <w:lang w:eastAsia="en-GB"/>
+        </w:rPr>
+        <w:t xml:space="preserve"> prosté náhody</w:t>
+      </w:r>
+      <w:r>
+        <w:rPr>
+          <w:rFonts w:ascii="Open Sans" w:eastAsia="Times New Roman" w:hAnsi="Open Sans" w:cs="Open Sans"/>
+          <w:color w:val="000000"/>
+          <w:sz w:val="21"/>
+          <w:szCs w:val="21"/>
+          <w:shd w:val="clear" w:color="auto" w:fill="FFFFFF"/>
+          <w:lang w:eastAsia="en-GB"/>
+        </w:rPr>
+        <w:t>, jelikož nemám zkušenosti s ničím, co by jiný způsob volby opodstatňovalo.</w:t>
+      </w:r>
+    </w:p>
+    <w:p>
+      <w:pPr>
+        <w:rPr>
+          <w:rFonts w:ascii="Open Sans" w:eastAsia="Times New Roman" w:hAnsi="Open Sans" w:cs="Open Sans"/>
+          <w:color w:val="000000"/>
+          <w:sz w:val="21"/>
+          <w:szCs w:val="21"/>
+          <w:shd w:val="clear" w:color="auto" w:fill="FFFFFF"/>
+          <w:lang w:eastAsia="en-GB"/>
+        </w:rPr>
+      </w:pPr>
+    </w:p>
+    <w:p>
+      <w:pPr>
+        <w:rPr>
+          <w:rFonts w:ascii="Open Sans" w:eastAsia="Times New Roman" w:hAnsi="Open Sans" w:cs="Open Sans"/>
+          <w:color w:val="000000"/>
+          <w:sz w:val="21"/>
+          <w:szCs w:val="21"/>
+          <w:shd w:val="clear" w:color="auto" w:fill="FFFFFF"/>
+          <w:lang w:eastAsia="en-GB"/>
+        </w:rPr>
+      </w:pPr>
+      <w:r>
+        <w:rPr>
+          <w:rFonts w:ascii="Open Sans" w:eastAsia="Times New Roman" w:hAnsi="Open Sans" w:cs="Open Sans"/>
+          <w:color w:val="000000"/>
+          <w:sz w:val="21"/>
+          <w:szCs w:val="21"/>
+          <w:shd w:val="clear" w:color="auto" w:fill="FFFFFF"/>
+          <w:lang w:eastAsia="en-GB"/>
         </w:rPr>
         <w:t xml:space="preserve">Největší problém, který bylo nutné překonat bylo pochopení funkce </w:t>
       </w:r>
-      <w:proofErr w:type="spellStart"/>
       <w:r>
         <w:rPr>
           <w:rFonts w:ascii="Open Sans" w:eastAsia="Times New Roman" w:hAnsi="Open Sans" w:cs="Open Sans"/>
@@ -1375,19 +771,18 @@
           <w:sz w:val="21"/>
           <w:szCs w:val="21"/>
           <w:shd w:val="clear" w:color="auto" w:fill="FFFFFF"/>
-          <w:lang w:val="cs-CZ" w:eastAsia="en-GB"/>
+          <w:lang w:eastAsia="en-GB"/>
         </w:rPr>
         <w:t>ray_cast</w:t>
       </w:r>
-      <w:proofErr w:type="spellEnd"/>
-      <w:r>
-        <w:rPr>
-          <w:rFonts w:ascii="Open Sans" w:eastAsia="Times New Roman" w:hAnsi="Open Sans" w:cs="Open Sans"/>
-          <w:color w:val="000000"/>
-          <w:sz w:val="21"/>
-          <w:szCs w:val="21"/>
-          <w:shd w:val="clear" w:color="auto" w:fill="FFFFFF"/>
-          <w:lang w:val="cs-CZ" w:eastAsia="en-GB"/>
+      <w:r>
+        <w:rPr>
+          <w:rFonts w:ascii="Open Sans" w:eastAsia="Times New Roman" w:hAnsi="Open Sans" w:cs="Open Sans"/>
+          <w:color w:val="000000"/>
+          <w:sz w:val="21"/>
+          <w:szCs w:val="21"/>
+          <w:shd w:val="clear" w:color="auto" w:fill="FFFFFF"/>
+          <w:lang w:eastAsia="en-GB"/>
         </w:rPr>
         <w:t xml:space="preserve"> a jak ji využít k získání teoretických měření lidaru. Další problém byl tvořen postupným odhalováním hraničních případů, při kterém má implementace selhávala, a jejich následných oprav. Zbytek práce, kterou tvoří aplikace veškerých algoritmů, </w:t>
       </w:r>
@@ -1398,7 +793,7 @@
           <w:sz w:val="21"/>
           <w:szCs w:val="21"/>
           <w:shd w:val="clear" w:color="auto" w:fill="FFFFFF"/>
-          <w:lang w:val="cs-CZ" w:eastAsia="en-GB"/>
+          <w:lang w:eastAsia="en-GB"/>
         </w:rPr>
         <w:t>byl díky prezentaci a jiným dostupným zdrojům zvládnutelný.</w:t>
       </w:r>
@@ -1411,7 +806,7 @@
           <w:sz w:val="21"/>
           <w:szCs w:val="21"/>
           <w:shd w:val="clear" w:color="auto" w:fill="FFFFFF"/>
-          <w:lang w:val="cs-CZ" w:eastAsia="en-GB"/>
+          <w:lang w:eastAsia="en-GB"/>
         </w:rPr>
       </w:pPr>
     </w:p>
@@ -1420,7 +815,6 @@
         <w:jc w:val="center"/>
         <w:rPr>
           <w:rFonts w:cs="Arial"/>
-          <w:lang w:val="cs-CZ"/>
         </w:rPr>
       </w:pPr>
       <w:r>
@@ -1476,35 +870,19 @@
                               </w:rPr>
                             </w:pPr>
                             <w:r>
-                              <w:rPr>
-                                <w:lang w:val="cs-CZ"/>
-                              </w:rPr>
                               <w:t>Obrázek</w:t>
                             </w:r>
                             <w:r>
                               <w:t xml:space="preserve"> </w:t>
                             </w:r>
-                            <w:r>
-                              <w:fldChar w:fldCharType="begin"/>
-                            </w:r>
-                            <w:r>
-                              <w:instrText xml:space="preserve"> SEQ Figure \* ARABIC </w:instrText>
-                            </w:r>
-                            <w:r>
-                              <w:fldChar w:fldCharType="separate"/>
-                            </w:r>
-                            <w:r>
-                              <w:rPr>
-                                <w:noProof/>
-                              </w:rPr>
-                              <w:t>1</w:t>
-                            </w:r>
-                            <w:r>
-                              <w:rPr>
-                                <w:noProof/>
-                              </w:rPr>
-                              <w:fldChar w:fldCharType="end"/>
-                            </w:r>
+                            <w:fldSimple w:instr=" SEQ Figure \* ARABIC ">
+                              <w:r>
+                                <w:rPr>
+                                  <w:noProof/>
+                                </w:rPr>
+                                <w:t>1</w:t>
+                              </w:r>
+                            </w:fldSimple>
                             <w:r>
                               <w:rPr>
                                 <w:lang w:val="en-US"/>
@@ -1523,42 +901,12 @@
                               </w:rPr>
                               <w:t xml:space="preserve"> </w:t>
                             </w:r>
-                            <w:proofErr w:type="spellStart"/>
                             <w:r>
                               <w:rPr>
                                 <w:lang w:val="en-US"/>
                               </w:rPr>
-                              <w:t>Konvergence</w:t>
+                              <w:t>Konvergence partiklového filtru</w:t>
                             </w:r>
-                            <w:proofErr w:type="spellEnd"/>
-                            <w:r>
-                              <w:rPr>
-                                <w:lang w:val="en-US"/>
-                              </w:rPr>
-                              <w:t xml:space="preserve"> </w:t>
-                            </w:r>
-                            <w:proofErr w:type="spellStart"/>
-                            <w:r>
-                              <w:rPr>
-                                <w:lang w:val="en-US"/>
-                              </w:rPr>
-                              <w:t>partiklového</w:t>
-                            </w:r>
-                            <w:proofErr w:type="spellEnd"/>
-                            <w:r>
-                              <w:rPr>
-                                <w:lang w:val="en-US"/>
-                              </w:rPr>
-                              <w:t xml:space="preserve"> </w:t>
-                            </w:r>
-                            <w:proofErr w:type="spellStart"/>
-                            <w:r>
-                              <w:rPr>
-                                <w:lang w:val="en-US"/>
-                              </w:rPr>
-                              <w:t>filtru</w:t>
-                            </w:r>
-                            <w:proofErr w:type="spellEnd"/>
                           </w:p>
                         </w:txbxContent>
                       </wps:txbx>
@@ -1598,35 +946,19 @@
                         </w:rPr>
                       </w:pPr>
                       <w:r>
-                        <w:rPr>
-                          <w:lang w:val="cs-CZ"/>
-                        </w:rPr>
                         <w:t>Obrázek</w:t>
                       </w:r>
                       <w:r>
                         <w:t xml:space="preserve"> </w:t>
                       </w:r>
-                      <w:r>
-                        <w:fldChar w:fldCharType="begin"/>
-                      </w:r>
-                      <w:r>
-                        <w:instrText xml:space="preserve"> SEQ Figure \* ARABIC </w:instrText>
-                      </w:r>
-                      <w:r>
-                        <w:fldChar w:fldCharType="separate"/>
-                      </w:r>
-                      <w:r>
-                        <w:rPr>
-                          <w:noProof/>
-                        </w:rPr>
-                        <w:t>1</w:t>
-                      </w:r>
-                      <w:r>
-                        <w:rPr>
-                          <w:noProof/>
-                        </w:rPr>
-                        <w:fldChar w:fldCharType="end"/>
-                      </w:r>
+                      <w:fldSimple w:instr=" SEQ Figure \* ARABIC ">
+                        <w:r>
+                          <w:rPr>
+                            <w:noProof/>
+                          </w:rPr>
+                          <w:t>1</w:t>
+                        </w:r>
+                      </w:fldSimple>
                       <w:r>
                         <w:rPr>
                           <w:lang w:val="en-US"/>
@@ -1693,7 +1025,7 @@
       <w:r>
         <w:rPr>
           <w:rFonts w:cs="Arial"/>
-          <w:lang w:val="cs-CZ"/>
+          <w:noProof/>
         </w:rPr>
         <w:drawing>
           <wp:inline distT="0" distB="0" distL="0" distR="0" wp14:anchorId="459C19AA" wp14:editId="0F549361">
@@ -2445,7 +1777,7 @@
         <w:rFonts w:asciiTheme="minorHAnsi" w:eastAsiaTheme="minorHAnsi" w:hAnsiTheme="minorHAnsi" w:cstheme="minorBidi"/>
         <w:sz w:val="24"/>
         <w:szCs w:val="24"/>
-        <w:lang w:eastAsia="en-US" w:bidi="ar-SA"/>
+        <w:lang w:val="cs-CZ" w:eastAsia="en-US" w:bidi="ar-SA"/>
       </w:rPr>
     </w:rPrDefault>
     <w:pPrDefault/>
